--- a/Application Notes/MIC502_to_ATtiny25_Fan_Management_Application_Report_Final.docx
+++ b/Application Notes/MIC502_to_ATtiny25_Fan_Management_Application_Report_Final.docx
@@ -1118,6 +1118,9 @@
             <m:t>≈0.7V</m:t>
           </m:r>
           <m:r>
+            <m:rPr>
+              <m:sty m:val="p"/>
+            </m:rPr>
             <w:rPr>
               <w:rFonts w:ascii="Times New Roman" w:eastAsia="SimSun" w:hAnsi="Times New Roman" w:cs="Times New Roman"/>
               <w:sz w:val="24"/>
@@ -1195,6 +1198,9 @@
             <m:t>≈1.1V</m:t>
           </m:r>
           <m:r>
+            <m:rPr>
+              <m:sty m:val="p"/>
+            </m:rPr>
             <w:rPr>
               <w:rFonts w:ascii="Times New Roman" w:eastAsia="SimSun" w:hAnsi="Times New Roman" w:cs="Times New Roman"/>
               <w:sz w:val="24"/>
@@ -1829,7 +1835,7 @@
           <w:szCs w:val="24"/>
           <w:lang w:eastAsia="zh-CN"/>
         </w:rPr>
-        <w:t>U3A is configured as a unity-gain buffer. R8 kΩ and R9 generate a reference voltage from the +5 V rail:</w:t>
+        <w:t>U3A is configured as a unity-gain buffer. R8 and R9 generate a reference voltage from the +5 V rail:</w:t>
       </w:r>
     </w:p>
     <w:p>
@@ -2136,6 +2142,7 @@
       <w:r>
         <w:rPr>
           <w:rFonts w:ascii="Times New Roman" w:hAnsi="Times New Roman" w:cs="Times New Roman"/>
+          <w:noProof/>
         </w:rPr>
         <w:drawing>
           <wp:inline distT="0" distB="0" distL="0" distR="0" wp14:anchorId="6581A055" wp14:editId="4DABB841">
@@ -3095,8 +3102,6 @@
           <m:r>
             <w:rPr>
               <w:rFonts w:ascii="Times New Roman" w:eastAsia="SimSun" w:hAnsi="Times New Roman" w:cs="Times New Roman"/>
-              <w:i/>
-              <w:iCs/>
               <w:sz w:val="24"/>
               <w:szCs w:val="24"/>
               <w:lang w:eastAsia="zh-CN"/>
@@ -7056,6 +7061,7 @@
   <w:style w:type="character" w:default="1" w:styleId="a2">
     <w:name w:val="Default Paragraph Font"/>
     <w:uiPriority w:val="1"/>
+    <w:semiHidden/>
     <w:unhideWhenUsed/>
   </w:style>
   <w:style w:type="table" w:default="1" w:styleId="a3">
